--- a/por/docx/002.content.docx
+++ b/por/docx/002.content.docx
@@ -19,7 +19,7 @@
         <w:rPr>
           <w:lang w:val="pt_PT" w:bidi="pt_PT"/>
         </w:rPr>
-        <w:t>Resource: Tyndale Open Study Notes</w:t>
+        <w:t>Resource: Aquifer Open Study Notes (Profiles)</w:t>
       </w:r>
       <w:r>
         <w:rPr>
@@ -112,7 +112,7 @@
         <w:rPr>
           <w:lang w:val="pt_PT" w:bidi="pt_PT"/>
         </w:rPr>
-        <w:t>Tyndale Open Study Notes</w:t>
+        <w:t>Aquifer Open Study Notes (Profiles)</w:t>
       </w:r>
     </w:p>
     <w:p>

--- a/por/docx/002.content.docx
+++ b/por/docx/002.content.docx
@@ -247,36 +247,24 @@
         </w:rPr>
         <w:t>Ninrode fundou Babilônia algumas gerações após o dilúvio (</w:t>
       </w:r>
-      <w:hyperlink r:id="rId13">
-        <w:r>
-          <w:rPr>
-            <w:lang w:val="pt_PT" w:bidi="pt_PT"/>
-          </w:rPr>
-          <w:rPr>
-            <w:color w:val="0000EE"/>
-            <w:u w:val="single"/>
-          </w:rPr>
-          <w:t>Gn 10.8–10</w:t>
-        </w:r>
-      </w:hyperlink>
+      <w:r>
+        <w:rPr>
+          <w:lang w:val="pt_PT" w:bidi="pt_PT"/>
+        </w:rPr>
+        <w:t>Gn 10.8–10</w:t>
+      </w:r>
       <w:r>
         <w:rPr>
           <w:lang w:val="pt_PT" w:bidi="pt_PT"/>
         </w:rPr>
         <w:t>). Ele foi um dos primeiros governantes poderosos da história. O nome Babilônia vem de Babel, que significa "porta de deus" na língua babilônica. Babilônia foi provavelmente onde a torre de Babel se ergueu (</w:t>
       </w:r>
-      <w:hyperlink r:id="rId14">
-        <w:r>
-          <w:rPr>
-            <w:lang w:val="pt_PT" w:bidi="pt_PT"/>
-          </w:rPr>
-          <w:rPr>
-            <w:color w:val="0000EE"/>
-            <w:u w:val="single"/>
-          </w:rPr>
-          <w:t>Gn 11.1–9</w:t>
-        </w:r>
-      </w:hyperlink>
+      <w:r>
+        <w:rPr>
+          <w:lang w:val="pt_PT" w:bidi="pt_PT"/>
+        </w:rPr>
+        <w:t>Gn 11.1–9</w:t>
+      </w:r>
       <w:r>
         <w:rPr>
           <w:lang w:val="pt_PT" w:bidi="pt_PT"/>
@@ -383,36 +371,24 @@
         </w:rPr>
         <w:t xml:space="preserve">Em 851 a.C., o rei assírio Salmaneser III, que governou de 858 a 824 a.C., entrou em Babilônia. Ele tratou a antiga cidade com respeito e permitiu que seu rei permanecesse como vassalo. Cerca de 150 anos depois, por volta de 705 a.C., um rei vassalo babilônico chamado Merodaque-Baladã liderou uma rebelião. Ele enviou embaixadores ao rei Ezequias de Judá em busca de apoio (veja </w:t>
       </w:r>
-      <w:hyperlink r:id="rId15">
-        <w:r>
-          <w:rPr>
-            <w:lang w:val="pt_PT" w:bidi="pt_PT"/>
-          </w:rPr>
-          <w:rPr>
-            <w:color w:val="0000EE"/>
-            <w:u w:val="single"/>
-          </w:rPr>
-          <w:t>2Rs 20.12–19</w:t>
-        </w:r>
-      </w:hyperlink>
+      <w:r>
+        <w:rPr>
+          <w:lang w:val="pt_PT" w:bidi="pt_PT"/>
+        </w:rPr>
+        <w:t>2Rs 20.12–19</w:t>
+      </w:r>
       <w:r>
         <w:rPr>
           <w:lang w:val="pt_PT" w:bidi="pt_PT"/>
         </w:rPr>
         <w:t xml:space="preserve">; </w:t>
       </w:r>
-      <w:hyperlink r:id="rId16">
-        <w:r>
-          <w:rPr>
-            <w:lang w:val="pt_PT" w:bidi="pt_PT"/>
-          </w:rPr>
-          <w:rPr>
-            <w:color w:val="0000EE"/>
-            <w:u w:val="single"/>
-          </w:rPr>
-          <w:t>Is 39</w:t>
-        </w:r>
-      </w:hyperlink>
+      <w:r>
+        <w:rPr>
+          <w:lang w:val="pt_PT" w:bidi="pt_PT"/>
+        </w:rPr>
+        <w:t>Is 39</w:t>
+      </w:r>
       <w:r>
         <w:rPr>
           <w:lang w:val="pt_PT" w:bidi="pt_PT"/>
@@ -444,18 +420,12 @@
         </w:rPr>
         <w:t xml:space="preserve">O príncipe caldeu Nabopolassar assumiu o trono da Babilônia de 625 a 605 a.C., encerrando o Império Assírio. Seu filho, Nabucodonosor II, governou de 605 a 562 a.C. Sob Nabucodonosor, Babilônia tornou-se a principal potência no Oriente Próximo e uma cidade de grande esplendor (veja </w:t>
       </w:r>
-      <w:hyperlink r:id="rId17">
-        <w:r>
-          <w:rPr>
-            <w:lang w:val="pt_PT" w:bidi="pt_PT"/>
-          </w:rPr>
-          <w:rPr>
-            <w:color w:val="0000EE"/>
-            <w:u w:val="single"/>
-          </w:rPr>
-          <w:t>Dn 1–4</w:t>
-        </w:r>
-      </w:hyperlink>
+      <w:r>
+        <w:rPr>
+          <w:lang w:val="pt_PT" w:bidi="pt_PT"/>
+        </w:rPr>
+        <w:t>Dn 1–4</w:t>
+      </w:r>
       <w:r>
         <w:rPr>
           <w:lang w:val="pt_PT" w:bidi="pt_PT"/>
@@ -476,18 +446,12 @@
         </w:rPr>
         <w:t xml:space="preserve">Após a morte de Nabucodonosor, Nabonido tornou-se o próximo rei da Babilônia. Nabonido foi anteriormente um alto funcionário do governo que trabalhou com outros reinos. Ele governou a Babilônia de cerca de 555 a.C. a 539 a.C. Nabonido negligenciou a Babilônia e perdeu seu apoio. Quando Ciro II da Pérsia, que governou de 559 a 530 a.C., atacou a cidade em outubro de 539 a.C. (veja </w:t>
       </w:r>
-      <w:hyperlink r:id="rId18">
-        <w:r>
-          <w:rPr>
-            <w:lang w:val="pt_PT" w:bidi="pt_PT"/>
-          </w:rPr>
-          <w:rPr>
-            <w:color w:val="0000EE"/>
-            <w:u w:val="single"/>
-          </w:rPr>
-          <w:t>Dn 5.30–31</w:t>
-        </w:r>
-      </w:hyperlink>
+      <w:r>
+        <w:rPr>
+          <w:lang w:val="pt_PT" w:bidi="pt_PT"/>
+        </w:rPr>
+        <w:t>Dn 5.30–31</w:t>
+      </w:r>
       <w:r>
         <w:rPr>
           <w:lang w:val="pt_PT" w:bidi="pt_PT"/>
@@ -531,36 +495,24 @@
         </w:rPr>
         <w:t>Em 1 Pedro e Apocalipse, Roma é representada como Babilônia. Roma é “Babilônia A Grande, A MÃE DAS PROSTITUTAS E DAS ABOMINAÇÕES DA TERRA” (</w:t>
       </w:r>
-      <w:hyperlink r:id="rId19">
-        <w:r>
-          <w:rPr>
-            <w:lang w:val="pt_PT" w:bidi="pt_PT"/>
-          </w:rPr>
-          <w:rPr>
-            <w:color w:val="0000EE"/>
-            <w:u w:val="single"/>
-          </w:rPr>
-          <w:t>Ap 17.5</w:t>
-        </w:r>
-      </w:hyperlink>
+      <w:r>
+        <w:rPr>
+          <w:lang w:val="pt_PT" w:bidi="pt_PT"/>
+        </w:rPr>
+        <w:t>Ap 17.5</w:t>
+      </w:r>
       <w:r>
         <w:rPr>
           <w:lang w:val="pt_PT" w:bidi="pt_PT"/>
         </w:rPr>
         <w:t>). É retratada como um centro extremamente imoral de riqueza e comércio, governando sobre os reis da terra e perseguindo o povo de Deus. Os reis e mercadores da terra lamentarão sua queda (</w:t>
       </w:r>
-      <w:hyperlink r:id="rId20">
-        <w:r>
-          <w:rPr>
-            <w:lang w:val="pt_PT" w:bidi="pt_PT"/>
-          </w:rPr>
-          <w:rPr>
-            <w:color w:val="0000EE"/>
-            <w:u w:val="single"/>
-          </w:rPr>
-          <w:t>Ap 18.9–19</w:t>
-        </w:r>
-      </w:hyperlink>
+      <w:r>
+        <w:rPr>
+          <w:lang w:val="pt_PT" w:bidi="pt_PT"/>
+        </w:rPr>
+        <w:t>Ap 18.9–19</w:t>
+      </w:r>
       <w:r>
         <w:rPr>
           <w:lang w:val="pt_PT" w:bidi="pt_PT"/>
@@ -590,216 +542,144 @@
           <w:lang w:val="pt_PT" w:bidi="pt_PT"/>
         </w:rPr>
       </w:r>
-      <w:hyperlink r:id="rId21">
-        <w:r>
-          <w:rPr>
-            <w:lang w:val="pt_PT" w:bidi="pt_PT"/>
-          </w:rPr>
-          <w:rPr>
-            <w:color w:val="0000EE"/>
-            <w:u w:val="single"/>
-          </w:rPr>
-          <w:t>Gênesis 10.8–9</w:t>
-        </w:r>
-      </w:hyperlink>
+      <w:r>
+        <w:rPr>
+          <w:lang w:val="pt_PT" w:bidi="pt_PT"/>
+        </w:rPr>
+        <w:t>Gênesis 10.8–9</w:t>
+      </w:r>
       <w:r>
         <w:rPr>
           <w:lang w:val="pt_PT" w:bidi="pt_PT"/>
         </w:rPr>
         <w:t xml:space="preserve">; </w:t>
       </w:r>
-      <w:hyperlink r:id="rId14">
-        <w:r>
-          <w:rPr>
-            <w:lang w:val="pt_PT" w:bidi="pt_PT"/>
-          </w:rPr>
-          <w:rPr>
-            <w:color w:val="0000EE"/>
-            <w:u w:val="single"/>
-          </w:rPr>
-          <w:t>11.1–9</w:t>
-        </w:r>
-      </w:hyperlink>
+      <w:r>
+        <w:rPr>
+          <w:lang w:val="pt_PT" w:bidi="pt_PT"/>
+        </w:rPr>
+        <w:t>11.1–9</w:t>
+      </w:r>
       <w:r>
         <w:rPr>
           <w:lang w:val="pt_PT" w:bidi="pt_PT"/>
         </w:rPr>
         <w:t xml:space="preserve">; </w:t>
       </w:r>
-      <w:hyperlink r:id="rId15">
-        <w:r>
-          <w:rPr>
-            <w:lang w:val="pt_PT" w:bidi="pt_PT"/>
-          </w:rPr>
-          <w:rPr>
-            <w:color w:val="0000EE"/>
-            <w:u w:val="single"/>
-          </w:rPr>
-          <w:t>2 Reis 20.12–19</w:t>
-        </w:r>
-      </w:hyperlink>
+      <w:r>
+        <w:rPr>
+          <w:lang w:val="pt_PT" w:bidi="pt_PT"/>
+        </w:rPr>
+        <w:t>2 Reis 20.12–19</w:t>
+      </w:r>
       <w:r>
         <w:rPr>
           <w:lang w:val="pt_PT" w:bidi="pt_PT"/>
         </w:rPr>
         <w:t xml:space="preserve">; </w:t>
       </w:r>
-      <w:hyperlink r:id="rId22">
-        <w:r>
-          <w:rPr>
-            <w:lang w:val="pt_PT" w:bidi="pt_PT"/>
-          </w:rPr>
-          <w:rPr>
-            <w:color w:val="0000EE"/>
-            <w:u w:val="single"/>
-          </w:rPr>
-          <w:t>24.1–25.30</w:t>
-        </w:r>
-      </w:hyperlink>
+      <w:r>
+        <w:rPr>
+          <w:lang w:val="pt_PT" w:bidi="pt_PT"/>
+        </w:rPr>
+        <w:t>24.1–25.30</w:t>
+      </w:r>
       <w:r>
         <w:rPr>
           <w:lang w:val="pt_PT" w:bidi="pt_PT"/>
         </w:rPr>
         <w:t xml:space="preserve">; </w:t>
       </w:r>
-      <w:hyperlink r:id="rId16">
-        <w:r>
-          <w:rPr>
-            <w:lang w:val="pt_PT" w:bidi="pt_PT"/>
-          </w:rPr>
-          <w:rPr>
-            <w:color w:val="0000EE"/>
-            <w:u w:val="single"/>
-          </w:rPr>
-          <w:t>Isaías 39</w:t>
-        </w:r>
-      </w:hyperlink>
+      <w:r>
+        <w:rPr>
+          <w:lang w:val="pt_PT" w:bidi="pt_PT"/>
+        </w:rPr>
+        <w:t>Isaías 39</w:t>
+      </w:r>
       <w:r>
         <w:rPr>
           <w:lang w:val="pt_PT" w:bidi="pt_PT"/>
         </w:rPr>
         <w:t xml:space="preserve">; </w:t>
       </w:r>
-      <w:hyperlink r:id="rId23">
-        <w:r>
-          <w:rPr>
-            <w:lang w:val="pt_PT" w:bidi="pt_PT"/>
-          </w:rPr>
-          <w:rPr>
-            <w:color w:val="0000EE"/>
-            <w:u w:val="single"/>
-          </w:rPr>
-          <w:t>Daniel 1–5</w:t>
-        </w:r>
-      </w:hyperlink>
+      <w:r>
+        <w:rPr>
+          <w:lang w:val="pt_PT" w:bidi="pt_PT"/>
+        </w:rPr>
+        <w:t>Daniel 1–5</w:t>
+      </w:r>
       <w:r>
         <w:rPr>
           <w:lang w:val="pt_PT" w:bidi="pt_PT"/>
         </w:rPr>
         <w:t xml:space="preserve">; </w:t>
       </w:r>
-      <w:hyperlink r:id="rId24">
-        <w:r>
-          <w:rPr>
-            <w:lang w:val="pt_PT" w:bidi="pt_PT"/>
-          </w:rPr>
-          <w:rPr>
-            <w:color w:val="0000EE"/>
-            <w:u w:val="single"/>
-          </w:rPr>
-          <w:t>1 Pedro 5.13</w:t>
-        </w:r>
-      </w:hyperlink>
+      <w:r>
+        <w:rPr>
+          <w:lang w:val="pt_PT" w:bidi="pt_PT"/>
+        </w:rPr>
+        <w:t>1 Pedro 5.13</w:t>
+      </w:r>
       <w:r>
         <w:rPr>
           <w:lang w:val="pt_PT" w:bidi="pt_PT"/>
         </w:rPr>
         <w:t xml:space="preserve">; </w:t>
       </w:r>
-      <w:hyperlink r:id="rId25">
-        <w:r>
-          <w:rPr>
-            <w:lang w:val="pt_PT" w:bidi="pt_PT"/>
-          </w:rPr>
-          <w:rPr>
-            <w:color w:val="0000EE"/>
-            <w:u w:val="single"/>
-          </w:rPr>
-          <w:t>Apocalipse 14.8</w:t>
-        </w:r>
-      </w:hyperlink>
+      <w:r>
+        <w:rPr>
+          <w:lang w:val="pt_PT" w:bidi="pt_PT"/>
+        </w:rPr>
+        <w:t>Apocalipse 14.8</w:t>
+      </w:r>
       <w:r>
         <w:rPr>
           <w:lang w:val="pt_PT" w:bidi="pt_PT"/>
         </w:rPr>
         <w:t xml:space="preserve">; </w:t>
       </w:r>
-      <w:hyperlink r:id="rId26">
-        <w:r>
-          <w:rPr>
-            <w:lang w:val="pt_PT" w:bidi="pt_PT"/>
-          </w:rPr>
-          <w:rPr>
-            <w:color w:val="0000EE"/>
-            <w:u w:val="single"/>
-          </w:rPr>
-          <w:t>16.19</w:t>
-        </w:r>
-      </w:hyperlink>
+      <w:r>
+        <w:rPr>
+          <w:lang w:val="pt_PT" w:bidi="pt_PT"/>
+        </w:rPr>
+        <w:t>16.19</w:t>
+      </w:r>
       <w:r>
         <w:rPr>
           <w:lang w:val="pt_PT" w:bidi="pt_PT"/>
         </w:rPr>
         <w:t xml:space="preserve">; </w:t>
       </w:r>
-      <w:hyperlink r:id="rId19">
-        <w:r>
-          <w:rPr>
-            <w:lang w:val="pt_PT" w:bidi="pt_PT"/>
-          </w:rPr>
-          <w:rPr>
-            <w:color w:val="0000EE"/>
-            <w:u w:val="single"/>
-          </w:rPr>
-          <w:t>17.5</w:t>
-        </w:r>
-      </w:hyperlink>
+      <w:r>
+        <w:rPr>
+          <w:lang w:val="pt_PT" w:bidi="pt_PT"/>
+        </w:rPr>
+        <w:t>17.5</w:t>
+      </w:r>
       <w:r>
         <w:rPr>
           <w:lang w:val="pt_PT" w:bidi="pt_PT"/>
         </w:rPr>
         <w:t xml:space="preserve">; </w:t>
       </w:r>
-      <w:hyperlink r:id="rId27">
-        <w:r>
-          <w:rPr>
-            <w:lang w:val="pt_PT" w:bidi="pt_PT"/>
-          </w:rPr>
-          <w:rPr>
-            <w:color w:val="0000EE"/>
-            <w:u w:val="single"/>
-          </w:rPr>
-          <w:t>18.2–21</w:t>
-        </w:r>
-      </w:hyperlink>
+      <w:r>
+        <w:rPr>
+          <w:lang w:val="pt_PT" w:bidi="pt_PT"/>
+        </w:rPr>
+        <w:t>18.2–21</w:t>
+      </w:r>
       <w:r>
         <w:rPr>
           <w:lang w:val="pt_PT" w:bidi="pt_PT"/>
         </w:rPr>
         <w:t xml:space="preserve">; </w:t>
       </w:r>
-      <w:hyperlink r:id="rId28">
-        <w:r>
-          <w:rPr>
-            <w:lang w:val="pt_PT" w:bidi="pt_PT"/>
-          </w:rPr>
-          <w:rPr>
-            <w:color w:val="0000EE"/>
-            <w:u w:val="single"/>
-          </w:rPr>
-          <w:t>19.2</w:t>
-        </w:r>
-      </w:hyperlink>
+      <w:r>
+        <w:rPr>
+          <w:lang w:val="pt_PT" w:bidi="pt_PT"/>
+        </w:rPr>
+        <w:t>19.2</w:t>
+      </w:r>
       <w:r>
         <w:rPr>
           <w:lang w:val="pt_PT" w:bidi="pt_PT"/>
@@ -860,36 +740,24 @@
         </w:rPr>
         <w:t xml:space="preserve">; compare </w:t>
       </w:r>
-      <w:hyperlink r:id="rId29">
-        <w:r>
-          <w:rPr>
-            <w:lang w:val="pt_PT" w:bidi="pt_PT"/>
-          </w:rPr>
-          <w:rPr>
-            <w:color w:val="0000EE"/>
-            <w:u w:val="single"/>
-          </w:rPr>
-          <w:t>Js 13.22</w:t>
-        </w:r>
-      </w:hyperlink>
+      <w:r>
+        <w:rPr>
+          <w:lang w:val="pt_PT" w:bidi="pt_PT"/>
+        </w:rPr>
+        <w:t>Js 13.22</w:t>
+      </w:r>
       <w:r>
         <w:rPr>
           <w:lang w:val="pt_PT" w:bidi="pt_PT"/>
         </w:rPr>
         <w:t>). Ele trabalhava por dinheiro, então, quando Balaque, o rei de Moabe, quis contratá-lo para amaldiçoar Israel, ele estava ansioso para começar. Mesmo quando Deus lhe disse para não ir, ele esperava que Deus mudasse de ideia porque estava muito interessado no dinheiro (</w:t>
       </w:r>
-      <w:hyperlink r:id="rId30">
-        <w:r>
-          <w:rPr>
-            <w:lang w:val="pt_PT" w:bidi="pt_PT"/>
-          </w:rPr>
-          <w:rPr>
-            <w:color w:val="0000EE"/>
-            <w:u w:val="single"/>
-          </w:rPr>
-          <w:t>2Pe 2.15</w:t>
-        </w:r>
-      </w:hyperlink>
+      <w:r>
+        <w:rPr>
+          <w:lang w:val="pt_PT" w:bidi="pt_PT"/>
+        </w:rPr>
+        <w:t>2Pe 2.15</w:t>
+      </w:r>
       <w:r>
         <w:rPr>
           <w:lang w:val="pt_PT" w:bidi="pt_PT"/>
@@ -910,18 +778,12 @@
         </w:rPr>
         <w:t>Finalmente, Deus permitiu que Balaão fosse, mas somente se Balaão concordasse em dizer o que Deus instruísse, com o objetivo de frustrar os planos de Balaque (</w:t>
       </w:r>
-      <w:hyperlink r:id="rId31">
-        <w:r>
-          <w:rPr>
-            <w:lang w:val="pt_PT" w:bidi="pt_PT"/>
-          </w:rPr>
-          <w:rPr>
-            <w:color w:val="0000EE"/>
-            <w:u w:val="single"/>
-          </w:rPr>
-          <w:t>Dt 23.4–5</w:t>
-        </w:r>
-      </w:hyperlink>
+      <w:r>
+        <w:rPr>
+          <w:lang w:val="pt_PT" w:bidi="pt_PT"/>
+        </w:rPr>
+        <w:t>Dt 23.4–5</w:t>
+      </w:r>
       <w:r>
         <w:rPr>
           <w:lang w:val="pt_PT" w:bidi="pt_PT"/>
@@ -942,36 +804,24 @@
         </w:rPr>
         <w:t xml:space="preserve">Recentemente, uma inscrição foi encontrada mencionando Balaão, filho de Beor, um adivinho que tinha visões à noite (veja </w:t>
       </w:r>
-      <w:hyperlink r:id="rId32">
-        <w:r>
-          <w:rPr>
-            <w:lang w:val="pt_PT" w:bidi="pt_PT"/>
-          </w:rPr>
-          <w:rPr>
-            <w:color w:val="0000EE"/>
-            <w:u w:val="single"/>
-          </w:rPr>
-          <w:t>Nm 22.9–12</w:t>
-        </w:r>
-      </w:hyperlink>
+      <w:r>
+        <w:rPr>
+          <w:lang w:val="pt_PT" w:bidi="pt_PT"/>
+        </w:rPr>
+        <w:t>Nm 22.9–12</w:t>
+      </w:r>
       <w:r>
         <w:rPr>
           <w:lang w:val="pt_PT" w:bidi="pt_PT"/>
         </w:rPr>
         <w:t>,</w:t>
       </w:r>
-      <w:hyperlink r:id="rId33">
-        <w:r>
-          <w:rPr>
-            <w:lang w:val="pt_PT" w:bidi="pt_PT"/>
-          </w:rPr>
-          <w:rPr>
-            <w:color w:val="0000EE"/>
-            <w:u w:val="single"/>
-          </w:rPr>
-          <w:t>20</w:t>
-        </w:r>
-      </w:hyperlink>
+      <w:r>
+        <w:rPr>
+          <w:lang w:val="pt_PT" w:bidi="pt_PT"/>
+        </w:rPr>
+        <w:t>20</w:t>
+      </w:r>
       <w:r>
         <w:rPr>
           <w:lang w:val="pt_PT" w:bidi="pt_PT"/>
@@ -991,54 +841,36 @@
         </w:rPr>
         <w:t xml:space="preserve"> (“Todo-poderoso”; veja </w:t>
       </w:r>
-      <w:hyperlink r:id="rId34">
-        <w:r>
-          <w:rPr>
-            <w:lang w:val="pt_PT" w:bidi="pt_PT"/>
-          </w:rPr>
-          <w:rPr>
-            <w:color w:val="0000EE"/>
-            <w:u w:val="single"/>
-          </w:rPr>
-          <w:t>Nm 24.4</w:t>
-        </w:r>
-      </w:hyperlink>
+      <w:r>
+        <w:rPr>
+          <w:lang w:val="pt_PT" w:bidi="pt_PT"/>
+        </w:rPr>
+        <w:t>Nm 24.4</w:t>
+      </w:r>
       <w:r>
         <w:rPr>
           <w:lang w:val="pt_PT" w:bidi="pt_PT"/>
         </w:rPr>
         <w:t>,</w:t>
       </w:r>
-      <w:hyperlink r:id="rId35">
-        <w:r>
-          <w:rPr>
-            <w:lang w:val="pt_PT" w:bidi="pt_PT"/>
-          </w:rPr>
-          <w:rPr>
-            <w:color w:val="0000EE"/>
-            <w:u w:val="single"/>
-          </w:rPr>
-          <w:t>16</w:t>
-        </w:r>
-      </w:hyperlink>
+      <w:r>
+        <w:rPr>
+          <w:lang w:val="pt_PT" w:bidi="pt_PT"/>
+        </w:rPr>
+        <w:t>16</w:t>
+      </w:r>
       <w:r>
         <w:rPr>
           <w:lang w:val="pt_PT" w:bidi="pt_PT"/>
         </w:rPr>
         <w:t xml:space="preserve">), deram a Balaão uma mensagem e anunciaram julgamento sobre o mundo (veja </w:t>
       </w:r>
-      <w:hyperlink r:id="rId36">
-        <w:r>
-          <w:rPr>
-            <w:lang w:val="pt_PT" w:bidi="pt_PT"/>
-          </w:rPr>
-          <w:rPr>
-            <w:color w:val="0000EE"/>
-            <w:u w:val="single"/>
-          </w:rPr>
-          <w:t>Nm 24.15–25</w:t>
-        </w:r>
-      </w:hyperlink>
+      <w:r>
+        <w:rPr>
+          <w:lang w:val="pt_PT" w:bidi="pt_PT"/>
+        </w:rPr>
+        <w:t>Nm 24.15–25</w:t>
+      </w:r>
       <w:r>
         <w:rPr>
           <w:lang w:val="pt_PT" w:bidi="pt_PT"/>
@@ -1059,72 +891,48 @@
         </w:rPr>
         <w:t xml:space="preserve">O caráter e as motivações de Balaão parecem mistos em </w:t>
       </w:r>
-      <w:hyperlink r:id="rId37">
-        <w:r>
-          <w:rPr>
-            <w:lang w:val="pt_PT" w:bidi="pt_PT"/>
-          </w:rPr>
-          <w:rPr>
-            <w:color w:val="0000EE"/>
-            <w:u w:val="single"/>
-          </w:rPr>
-          <w:t>Nm 22–24</w:t>
-        </w:r>
-      </w:hyperlink>
+      <w:r>
+        <w:rPr>
+          <w:lang w:val="pt_PT" w:bidi="pt_PT"/>
+        </w:rPr>
+        <w:t>Nm 22–24</w:t>
+      </w:r>
       <w:r>
         <w:rPr>
           <w:lang w:val="pt_PT" w:bidi="pt_PT"/>
         </w:rPr>
         <w:t xml:space="preserve">. </w:t>
       </w:r>
-      <w:hyperlink r:id="rId38">
-        <w:r>
-          <w:rPr>
-            <w:lang w:val="pt_PT" w:bidi="pt_PT"/>
-          </w:rPr>
-          <w:rPr>
-            <w:color w:val="0000EE"/>
-            <w:u w:val="single"/>
-          </w:rPr>
-          <w:t>Números 25</w:t>
-        </w:r>
-      </w:hyperlink>
+      <w:r>
+        <w:rPr>
+          <w:lang w:val="pt_PT" w:bidi="pt_PT"/>
+        </w:rPr>
+        <w:t>Números 25</w:t>
+      </w:r>
       <w:r>
         <w:rPr>
           <w:lang w:val="pt_PT" w:bidi="pt_PT"/>
         </w:rPr>
         <w:t xml:space="preserve"> descreve como os homens de Israel pecaram ao se envolverem com mulheres moabitas e adorarem seus deuses, o que irritou Deus. Embora Balaão não seja mencionado aqui, </w:t>
       </w:r>
-      <w:hyperlink r:id="rId39">
-        <w:r>
-          <w:rPr>
-            <w:lang w:val="pt_PT" w:bidi="pt_PT"/>
-          </w:rPr>
-          <w:rPr>
-            <w:color w:val="0000EE"/>
-            <w:u w:val="single"/>
-          </w:rPr>
-          <w:t>Nm 31.16</w:t>
-        </w:r>
-      </w:hyperlink>
+      <w:r>
+        <w:rPr>
+          <w:lang w:val="pt_PT" w:bidi="pt_PT"/>
+        </w:rPr>
+        <w:t>Nm 31.16</w:t>
+      </w:r>
       <w:r>
         <w:rPr>
           <w:lang w:val="pt_PT" w:bidi="pt_PT"/>
         </w:rPr>
         <w:t xml:space="preserve"> o identifica como aquele que iniciou esse plano. Após suas visões terminarem, Balaão permaneceu em Moabe e procurou maneiras de prejudicar Israel e ganhar dinheiro. Os israelitas o mataram pouco depois (</w:t>
       </w:r>
-      <w:hyperlink r:id="rId40">
-        <w:r>
-          <w:rPr>
-            <w:lang w:val="pt_PT" w:bidi="pt_PT"/>
-          </w:rPr>
-          <w:rPr>
-            <w:color w:val="0000EE"/>
-            <w:u w:val="single"/>
-          </w:rPr>
-          <w:t>Nm 31.8</w:t>
-        </w:r>
-      </w:hyperlink>
+      <w:r>
+        <w:rPr>
+          <w:lang w:val="pt_PT" w:bidi="pt_PT"/>
+        </w:rPr>
+        <w:t>Nm 31.8</w:t>
+      </w:r>
       <w:r>
         <w:rPr>
           <w:lang w:val="pt_PT" w:bidi="pt_PT"/>
@@ -1149,36 +957,24 @@
         </w:rPr>
         <w:t xml:space="preserve">Um mágico com más intenções (veja </w:t>
       </w:r>
-      <w:hyperlink r:id="rId31">
-        <w:r>
-          <w:rPr>
-            <w:lang w:val="pt_PT" w:bidi="pt_PT"/>
-          </w:rPr>
-          <w:rPr>
-            <w:color w:val="0000EE"/>
-            <w:u w:val="single"/>
-          </w:rPr>
-          <w:t>Dt 23.4–5</w:t>
-        </w:r>
-      </w:hyperlink>
+      <w:r>
+        <w:rPr>
+          <w:lang w:val="pt_PT" w:bidi="pt_PT"/>
+        </w:rPr>
+        <w:t>Dt 23.4–5</w:t>
+      </w:r>
       <w:r>
         <w:rPr>
           <w:lang w:val="pt_PT" w:bidi="pt_PT"/>
         </w:rPr>
         <w:t xml:space="preserve">; </w:t>
       </w:r>
-      <w:hyperlink r:id="rId29">
-        <w:r>
-          <w:rPr>
-            <w:lang w:val="pt_PT" w:bidi="pt_PT"/>
-          </w:rPr>
-          <w:rPr>
-            <w:color w:val="0000EE"/>
-            <w:u w:val="single"/>
-          </w:rPr>
-          <w:t>Js 13.22</w:t>
-        </w:r>
-      </w:hyperlink>
+      <w:r>
+        <w:rPr>
+          <w:lang w:val="pt_PT" w:bidi="pt_PT"/>
+        </w:rPr>
+        <w:t>Js 13.22</w:t>
+      </w:r>
       <w:r>
         <w:rPr>
           <w:lang w:val="pt_PT" w:bidi="pt_PT"/>
@@ -1203,54 +999,36 @@
         </w:rPr>
         <w:t xml:space="preserve">Um falso mestre interessado apenas em dinheiro (veja </w:t>
       </w:r>
-      <w:hyperlink r:id="rId41">
-        <w:r>
-          <w:rPr>
-            <w:lang w:val="pt_PT" w:bidi="pt_PT"/>
-          </w:rPr>
-          <w:rPr>
-            <w:color w:val="0000EE"/>
-            <w:u w:val="single"/>
-          </w:rPr>
-          <w:t>Ne 13.2</w:t>
-        </w:r>
-      </w:hyperlink>
+      <w:r>
+        <w:rPr>
+          <w:lang w:val="pt_PT" w:bidi="pt_PT"/>
+        </w:rPr>
+        <w:t>Ne 13.2</w:t>
+      </w:r>
       <w:r>
         <w:rPr>
           <w:lang w:val="pt_PT" w:bidi="pt_PT"/>
         </w:rPr>
         <w:t xml:space="preserve">; </w:t>
       </w:r>
-      <w:hyperlink r:id="rId30">
-        <w:r>
-          <w:rPr>
-            <w:lang w:val="pt_PT" w:bidi="pt_PT"/>
-          </w:rPr>
-          <w:rPr>
-            <w:color w:val="0000EE"/>
-            <w:u w:val="single"/>
-          </w:rPr>
-          <w:t>2Pe 2.15</w:t>
-        </w:r>
-      </w:hyperlink>
+      <w:r>
+        <w:rPr>
+          <w:lang w:val="pt_PT" w:bidi="pt_PT"/>
+        </w:rPr>
+        <w:t>2Pe 2.15</w:t>
+      </w:r>
       <w:r>
         <w:rPr>
           <w:lang w:val="pt_PT" w:bidi="pt_PT"/>
         </w:rPr>
         <w:t xml:space="preserve">; </w:t>
       </w:r>
-      <w:hyperlink r:id="rId42">
-        <w:r>
-          <w:rPr>
-            <w:lang w:val="pt_PT" w:bidi="pt_PT"/>
-          </w:rPr>
-          <w:rPr>
-            <w:color w:val="0000EE"/>
-            <w:u w:val="single"/>
-          </w:rPr>
-          <w:t>Jd 1.11</w:t>
-        </w:r>
-      </w:hyperlink>
+      <w:r>
+        <w:rPr>
+          <w:lang w:val="pt_PT" w:bidi="pt_PT"/>
+        </w:rPr>
+        <w:t>Jd 1.11</w:t>
+      </w:r>
       <w:r>
         <w:rPr>
           <w:lang w:val="pt_PT" w:bidi="pt_PT"/>
@@ -1275,36 +1053,24 @@
         </w:rPr>
         <w:t>Alguém que levou Israel à idolatria e imoralidade (</w:t>
       </w:r>
-      <w:hyperlink r:id="rId39">
-        <w:r>
-          <w:rPr>
-            <w:lang w:val="pt_PT" w:bidi="pt_PT"/>
-          </w:rPr>
-          <w:rPr>
-            <w:color w:val="0000EE"/>
-            <w:u w:val="single"/>
-          </w:rPr>
-          <w:t>Nm 31.16</w:t>
-        </w:r>
-      </w:hyperlink>
+      <w:r>
+        <w:rPr>
+          <w:lang w:val="pt_PT" w:bidi="pt_PT"/>
+        </w:rPr>
+        <w:t>Nm 31.16</w:t>
+      </w:r>
       <w:r>
         <w:rPr>
           <w:lang w:val="pt_PT" w:bidi="pt_PT"/>
         </w:rPr>
         <w:t xml:space="preserve">; veja </w:t>
       </w:r>
-      <w:hyperlink r:id="rId43">
-        <w:r>
-          <w:rPr>
-            <w:lang w:val="pt_PT" w:bidi="pt_PT"/>
-          </w:rPr>
-          <w:rPr>
-            <w:color w:val="0000EE"/>
-            <w:u w:val="single"/>
-          </w:rPr>
-          <w:t>Ap 2.14</w:t>
-        </w:r>
-      </w:hyperlink>
+      <w:r>
+        <w:rPr>
+          <w:lang w:val="pt_PT" w:bidi="pt_PT"/>
+        </w:rPr>
+        <w:t>Ap 2.14</w:t>
+      </w:r>
       <w:r>
         <w:rPr>
           <w:lang w:val="pt_PT" w:bidi="pt_PT"/>
@@ -1334,126 +1100,84 @@
           <w:lang w:val="pt_PT" w:bidi="pt_PT"/>
         </w:rPr>
       </w:r>
-      <w:hyperlink r:id="rId44">
-        <w:r>
-          <w:rPr>
-            <w:lang w:val="pt_PT" w:bidi="pt_PT"/>
-          </w:rPr>
-          <w:rPr>
-            <w:color w:val="0000EE"/>
-            <w:u w:val="single"/>
-          </w:rPr>
-          <w:t>Números 22.1–25.18</w:t>
-        </w:r>
-      </w:hyperlink>
+      <w:r>
+        <w:rPr>
+          <w:lang w:val="pt_PT" w:bidi="pt_PT"/>
+        </w:rPr>
+        <w:t>Números 22.1–25.18</w:t>
+      </w:r>
       <w:r>
         <w:rPr>
           <w:lang w:val="pt_PT" w:bidi="pt_PT"/>
         </w:rPr>
         <w:t xml:space="preserve">; </w:t>
       </w:r>
-      <w:hyperlink r:id="rId40">
-        <w:r>
-          <w:rPr>
-            <w:lang w:val="pt_PT" w:bidi="pt_PT"/>
-          </w:rPr>
-          <w:rPr>
-            <w:color w:val="0000EE"/>
-            <w:u w:val="single"/>
-          </w:rPr>
-          <w:t>31.8</w:t>
-        </w:r>
-      </w:hyperlink>
+      <w:r>
+        <w:rPr>
+          <w:lang w:val="pt_PT" w:bidi="pt_PT"/>
+        </w:rPr>
+        <w:t>31.8</w:t>
+      </w:r>
       <w:r>
         <w:rPr>
           <w:lang w:val="pt_PT" w:bidi="pt_PT"/>
         </w:rPr>
         <w:t>,</w:t>
       </w:r>
-      <w:hyperlink r:id="rId39">
-        <w:r>
-          <w:rPr>
-            <w:lang w:val="pt_PT" w:bidi="pt_PT"/>
-          </w:rPr>
-          <w:rPr>
-            <w:color w:val="0000EE"/>
-            <w:u w:val="single"/>
-          </w:rPr>
-          <w:t>16</w:t>
-        </w:r>
-      </w:hyperlink>
+      <w:r>
+        <w:rPr>
+          <w:lang w:val="pt_PT" w:bidi="pt_PT"/>
+        </w:rPr>
+        <w:t>16</w:t>
+      </w:r>
       <w:r>
         <w:rPr>
           <w:lang w:val="pt_PT" w:bidi="pt_PT"/>
         </w:rPr>
         <w:t xml:space="preserve">; </w:t>
       </w:r>
-      <w:hyperlink r:id="rId29">
-        <w:r>
-          <w:rPr>
-            <w:lang w:val="pt_PT" w:bidi="pt_PT"/>
-          </w:rPr>
-          <w:rPr>
-            <w:color w:val="0000EE"/>
-            <w:u w:val="single"/>
-          </w:rPr>
-          <w:t>Josué 13.22</w:t>
-        </w:r>
-      </w:hyperlink>
+      <w:r>
+        <w:rPr>
+          <w:lang w:val="pt_PT" w:bidi="pt_PT"/>
+        </w:rPr>
+        <w:t>Josué 13.22</w:t>
+      </w:r>
       <w:r>
         <w:rPr>
           <w:lang w:val="pt_PT" w:bidi="pt_PT"/>
         </w:rPr>
         <w:t xml:space="preserve">; </w:t>
       </w:r>
-      <w:hyperlink r:id="rId45">
-        <w:r>
-          <w:rPr>
-            <w:lang w:val="pt_PT" w:bidi="pt_PT"/>
-          </w:rPr>
-          <w:rPr>
-            <w:color w:val="0000EE"/>
-            <w:u w:val="single"/>
-          </w:rPr>
-          <w:t>2 Pedro 2.15–16</w:t>
-        </w:r>
-      </w:hyperlink>
+      <w:r>
+        <w:rPr>
+          <w:lang w:val="pt_PT" w:bidi="pt_PT"/>
+        </w:rPr>
+        <w:t>2 Pedro 2.15–16</w:t>
+      </w:r>
       <w:r>
         <w:rPr>
           <w:lang w:val="pt_PT" w:bidi="pt_PT"/>
         </w:rPr>
         <w:t xml:space="preserve">; </w:t>
       </w:r>
-      <w:hyperlink r:id="rId42">
-        <w:r>
-          <w:rPr>
-            <w:lang w:val="pt_PT" w:bidi="pt_PT"/>
-          </w:rPr>
-          <w:rPr>
-            <w:color w:val="0000EE"/>
-            <w:u w:val="single"/>
-          </w:rPr>
-          <w:t>Judas 1.11</w:t>
-        </w:r>
-      </w:hyperlink>
+      <w:r>
+        <w:rPr>
+          <w:lang w:val="pt_PT" w:bidi="pt_PT"/>
+        </w:rPr>
+        <w:t>Judas 1.11</w:t>
+      </w:r>
       <w:r>
         <w:rPr>
           <w:lang w:val="pt_PT" w:bidi="pt_PT"/>
         </w:rPr>
         <w:t xml:space="preserve">; </w:t>
       </w:r>
-      <w:hyperlink r:id="rId43">
-        <w:r>
-          <w:rPr>
-            <w:lang w:val="pt_PT" w:bidi="pt_PT"/>
-          </w:rPr>
-          <w:rPr>
-            <w:color w:val="0000EE"/>
-            <w:u w:val="single"/>
-          </w:rPr>
-          <w:t>Apocalipse 2.14</w:t>
-        </w:r>
-      </w:hyperlink>
+      <w:r>
+        <w:rPr>
+          <w:lang w:val="pt_PT" w:bidi="pt_PT"/>
+        </w:rPr>
+        <w:t>Apocalipse 2.14</w:t>
+      </w:r>
       <w:r>
         <w:rPr>
           <w:lang w:val="pt_PT" w:bidi="pt_PT"/>
@@ -1502,36 +1226,24 @@
         </w:rPr>
         <w:t>Barnabé é apresentado em Atos como um bom exemplo de líder cristão. Ele era de Chipre e atuava na igreja de Jerusalém. Barnabé demonstrou grande generosidade ao ajudar membros mais pobres (</w:t>
       </w:r>
-      <w:hyperlink r:id="rId46">
-        <w:r>
-          <w:rPr>
-            <w:lang w:val="pt_PT" w:bidi="pt_PT"/>
-          </w:rPr>
-          <w:rPr>
-            <w:color w:val="0000EE"/>
-            <w:u w:val="single"/>
-          </w:rPr>
-          <w:t>At 4.32–37</w:t>
-        </w:r>
-      </w:hyperlink>
+      <w:r>
+        <w:rPr>
+          <w:lang w:val="pt_PT" w:bidi="pt_PT"/>
+        </w:rPr>
+        <w:t>At 4.32–37</w:t>
+      </w:r>
       <w:r>
         <w:rPr>
           <w:lang w:val="pt_PT" w:bidi="pt_PT"/>
         </w:rPr>
         <w:t>). Seu verdadeiro nome era José, mas ele foi apelidado de Barnabé. Barnabé significa "Filho da Consolação", refletindo seu caráter (</w:t>
       </w:r>
-      <w:hyperlink r:id="rId47">
-        <w:r>
-          <w:rPr>
-            <w:lang w:val="pt_PT" w:bidi="pt_PT"/>
-          </w:rPr>
-          <w:rPr>
-            <w:color w:val="0000EE"/>
-            <w:u w:val="single"/>
-          </w:rPr>
-          <w:t>At 4.36</w:t>
-        </w:r>
-      </w:hyperlink>
+      <w:r>
+        <w:rPr>
+          <w:lang w:val="pt_PT" w:bidi="pt_PT"/>
+        </w:rPr>
+        <w:t>At 4.36</w:t>
+      </w:r>
       <w:r>
         <w:rPr>
           <w:lang w:val="pt_PT" w:bidi="pt_PT"/>
@@ -1552,72 +1264,48 @@
         </w:rPr>
         <w:t>Barnabé estava bem preparado para avaliar de forma justa o novo trabalho em Antioquia (</w:t>
       </w:r>
-      <w:hyperlink r:id="rId48">
-        <w:r>
-          <w:rPr>
-            <w:lang w:val="pt_PT" w:bidi="pt_PT"/>
-          </w:rPr>
-          <w:rPr>
-            <w:color w:val="0000EE"/>
-            <w:u w:val="single"/>
-          </w:rPr>
-          <w:t>At 11.19–22</w:t>
-        </w:r>
-      </w:hyperlink>
+      <w:r>
+        <w:rPr>
+          <w:lang w:val="pt_PT" w:bidi="pt_PT"/>
+        </w:rPr>
+        <w:t>At 11.19–22</w:t>
+      </w:r>
       <w:r>
         <w:rPr>
           <w:lang w:val="pt_PT" w:bidi="pt_PT"/>
         </w:rPr>
         <w:t>). Barnabé viu a bênção de Deus ali e encorajou os crentes a permanecerem fiéis ao Senhor (</w:t>
       </w:r>
-      <w:hyperlink r:id="rId49">
-        <w:r>
-          <w:rPr>
-            <w:lang w:val="pt_PT" w:bidi="pt_PT"/>
-          </w:rPr>
-          <w:rPr>
-            <w:color w:val="0000EE"/>
-            <w:u w:val="single"/>
-          </w:rPr>
-          <w:t>At 11.23</w:t>
-        </w:r>
-      </w:hyperlink>
+      <w:r>
+        <w:rPr>
+          <w:lang w:val="pt_PT" w:bidi="pt_PT"/>
+        </w:rPr>
+        <w:t>At 11.23</w:t>
+      </w:r>
       <w:r>
         <w:rPr>
           <w:lang w:val="pt_PT" w:bidi="pt_PT"/>
         </w:rPr>
         <w:t>). Seu bom caráter era evidente em sua bondade, forte fé e vida e trabalho cheios do Espírito (</w:t>
       </w:r>
-      <w:hyperlink r:id="rId50">
-        <w:r>
-          <w:rPr>
-            <w:lang w:val="pt_PT" w:bidi="pt_PT"/>
-          </w:rPr>
-          <w:rPr>
-            <w:color w:val="0000EE"/>
-            <w:u w:val="single"/>
-          </w:rPr>
-          <w:t>At 11.24</w:t>
-        </w:r>
-      </w:hyperlink>
+      <w:r>
+        <w:rPr>
+          <w:lang w:val="pt_PT" w:bidi="pt_PT"/>
+        </w:rPr>
+        <w:t>At 11.24</w:t>
+      </w:r>
       <w:r>
         <w:rPr>
           <w:lang w:val="pt_PT" w:bidi="pt_PT"/>
         </w:rPr>
         <w:t>). O Espírito Santo escolheu Barnabé e Saulo para uma missão especial (conhecida como a primeira viagem missionária). A igreja em Antioquia os enviou nessa jornada (</w:t>
       </w:r>
-      <w:hyperlink r:id="rId51">
-        <w:r>
-          <w:rPr>
-            <w:lang w:val="pt_PT" w:bidi="pt_PT"/>
-          </w:rPr>
-          <w:rPr>
-            <w:color w:val="0000EE"/>
-            <w:u w:val="single"/>
-          </w:rPr>
-          <w:t>At 13.1–3</w:t>
-        </w:r>
-      </w:hyperlink>
+      <w:r>
+        <w:rPr>
+          <w:lang w:val="pt_PT" w:bidi="pt_PT"/>
+        </w:rPr>
+        <w:t>At 13.1–3</w:t>
+      </w:r>
       <w:r>
         <w:rPr>
           <w:lang w:val="pt_PT" w:bidi="pt_PT"/>
@@ -1638,54 +1326,36 @@
         </w:rPr>
         <w:t>Barnabé demonstrou sabedoria ao ir a Tarso para encontrar Saulo (</w:t>
       </w:r>
-      <w:hyperlink r:id="rId52">
-        <w:r>
-          <w:rPr>
-            <w:lang w:val="pt_PT" w:bidi="pt_PT"/>
-          </w:rPr>
-          <w:rPr>
-            <w:color w:val="0000EE"/>
-            <w:u w:val="single"/>
-          </w:rPr>
-          <w:t>At 11.25</w:t>
-        </w:r>
-      </w:hyperlink>
+      <w:r>
+        <w:rPr>
+          <w:lang w:val="pt_PT" w:bidi="pt_PT"/>
+        </w:rPr>
+        <w:t>At 11.25</w:t>
+      </w:r>
       <w:r>
         <w:rPr>
           <w:lang w:val="pt_PT" w:bidi="pt_PT"/>
         </w:rPr>
         <w:t>). Barnabé admirava a pregação ousada de Saulo como novo cristão em Damasco. Ele apresentou Saulo aos apóstolos, o que foi importante porque Saulo havia anteriormente atacado os crentes. Graças a Barnabé, Saulo conheceu os apóstolos originais, ganhou sua aceitação e pregou corajosamente em Jerusalém até que teve que partir (</w:t>
       </w:r>
-      <w:hyperlink r:id="rId53">
-        <w:r>
-          <w:rPr>
-            <w:lang w:val="pt_PT" w:bidi="pt_PT"/>
-          </w:rPr>
-          <w:rPr>
-            <w:color w:val="0000EE"/>
-            <w:u w:val="single"/>
-          </w:rPr>
-          <w:t>At 9.26–30</w:t>
-        </w:r>
-      </w:hyperlink>
+      <w:r>
+        <w:rPr>
+          <w:lang w:val="pt_PT" w:bidi="pt_PT"/>
+        </w:rPr>
+        <w:t>At 9.26–30</w:t>
+      </w:r>
       <w:r>
         <w:rPr>
           <w:lang w:val="pt_PT" w:bidi="pt_PT"/>
         </w:rPr>
         <w:t>). A viagem de Barnabé foi bem-sucedida, e por um ano, eles trabalharam juntos na igreja de Antioquia, atraindo grandes multidões (</w:t>
       </w:r>
-      <w:hyperlink r:id="rId54">
-        <w:r>
-          <w:rPr>
-            <w:lang w:val="pt_PT" w:bidi="pt_PT"/>
-          </w:rPr>
-          <w:rPr>
-            <w:color w:val="0000EE"/>
-            <w:u w:val="single"/>
-          </w:rPr>
-          <w:t>At 11.26</w:t>
-        </w:r>
-      </w:hyperlink>
+      <w:r>
+        <w:rPr>
+          <w:lang w:val="pt_PT" w:bidi="pt_PT"/>
+        </w:rPr>
+        <w:t>At 11.26</w:t>
+      </w:r>
       <w:r>
         <w:rPr>
           <w:lang w:val="pt_PT" w:bidi="pt_PT"/>
@@ -1706,36 +1376,24 @@
         </w:rPr>
         <w:t xml:space="preserve">Barnabé era uma pessoa importante. Em Listra, as pessoas até pensavam que ele era Zeus (veja </w:t>
       </w:r>
-      <w:hyperlink r:id="rId55">
-        <w:r>
-          <w:rPr>
-            <w:lang w:val="pt_PT" w:bidi="pt_PT"/>
-          </w:rPr>
-          <w:rPr>
-            <w:color w:val="0000EE"/>
-            <w:u w:val="single"/>
-          </w:rPr>
-          <w:t>At 14.8–18</w:t>
-        </w:r>
-      </w:hyperlink>
+      <w:r>
+        <w:rPr>
+          <w:lang w:val="pt_PT" w:bidi="pt_PT"/>
+        </w:rPr>
+        <w:t>At 14.8–18</w:t>
+      </w:r>
       <w:r>
         <w:rPr>
           <w:lang w:val="pt_PT" w:bidi="pt_PT"/>
         </w:rPr>
         <w:t xml:space="preserve">). Ele era primo e mentor de João Marcos. Barnabé ajudou João Marcos a ter uma segunda chance de sucesso como líder cristão depois que ele deixou uma missão anterior (veja </w:t>
       </w:r>
-      <w:hyperlink r:id="rId56">
-        <w:r>
-          <w:rPr>
-            <w:lang w:val="pt_PT" w:bidi="pt_PT"/>
-          </w:rPr>
-          <w:rPr>
-            <w:color w:val="0000EE"/>
-            <w:u w:val="single"/>
-          </w:rPr>
-          <w:t>At 15.36–40</w:t>
-        </w:r>
-      </w:hyperlink>
+      <w:r>
+        <w:rPr>
+          <w:lang w:val="pt_PT" w:bidi="pt_PT"/>
+        </w:rPr>
+        <w:t>At 15.36–40</w:t>
+      </w:r>
       <w:r>
         <w:rPr>
           <w:lang w:val="pt_PT" w:bidi="pt_PT"/>
@@ -1756,18 +1414,12 @@
         </w:rPr>
         <w:t>Barnabé compreendeu como os outros podiam influenciar as pessoas a fazer coisas erradas. Em uma ocasião, ele cedeu a essa pressão e fez algo que sabia ser errado (</w:t>
       </w:r>
-      <w:hyperlink r:id="rId57">
-        <w:r>
-          <w:rPr>
-            <w:lang w:val="pt_PT" w:bidi="pt_PT"/>
-          </w:rPr>
-          <w:rPr>
-            <w:color w:val="0000EE"/>
-            <w:u w:val="single"/>
-          </w:rPr>
-          <w:t>Gl 2.11–13</w:t>
-        </w:r>
-      </w:hyperlink>
+      <w:r>
+        <w:rPr>
+          <w:lang w:val="pt_PT" w:bidi="pt_PT"/>
+        </w:rPr>
+        <w:t>Gl 2.11–13</w:t>
+      </w:r>
       <w:r>
         <w:rPr>
           <w:lang w:val="pt_PT" w:bidi="pt_PT"/>
@@ -1797,90 +1449,60 @@
           <w:lang w:val="pt_PT" w:bidi="pt_PT"/>
         </w:rPr>
       </w:r>
-      <w:hyperlink r:id="rId58">
-        <w:r>
-          <w:rPr>
-            <w:lang w:val="pt_PT" w:bidi="pt_PT"/>
-          </w:rPr>
-          <w:rPr>
-            <w:color w:val="0000EE"/>
-            <w:u w:val="single"/>
-          </w:rPr>
-          <w:t>Atos 4.36–37</w:t>
-        </w:r>
-      </w:hyperlink>
+      <w:r>
+        <w:rPr>
+          <w:lang w:val="pt_PT" w:bidi="pt_PT"/>
+        </w:rPr>
+        <w:t>Atos 4.36–37</w:t>
+      </w:r>
       <w:r>
         <w:rPr>
           <w:lang w:val="pt_PT" w:bidi="pt_PT"/>
         </w:rPr>
         <w:t xml:space="preserve">; </w:t>
       </w:r>
-      <w:hyperlink r:id="rId59">
-        <w:r>
-          <w:rPr>
-            <w:lang w:val="pt_PT" w:bidi="pt_PT"/>
-          </w:rPr>
-          <w:rPr>
-            <w:color w:val="0000EE"/>
-            <w:u w:val="single"/>
-          </w:rPr>
-          <w:t>9.26–28</w:t>
-        </w:r>
-      </w:hyperlink>
+      <w:r>
+        <w:rPr>
+          <w:lang w:val="pt_PT" w:bidi="pt_PT"/>
+        </w:rPr>
+        <w:t>9.26–28</w:t>
+      </w:r>
       <w:r>
         <w:rPr>
           <w:lang w:val="pt_PT" w:bidi="pt_PT"/>
         </w:rPr>
         <w:t xml:space="preserve">; </w:t>
       </w:r>
-      <w:hyperlink r:id="rId60">
-        <w:r>
-          <w:rPr>
-            <w:lang w:val="pt_PT" w:bidi="pt_PT"/>
-          </w:rPr>
-          <w:rPr>
-            <w:color w:val="0000EE"/>
-            <w:u w:val="single"/>
-          </w:rPr>
-          <w:t>11.19–30</w:t>
-        </w:r>
-      </w:hyperlink>
+      <w:r>
+        <w:rPr>
+          <w:lang w:val="pt_PT" w:bidi="pt_PT"/>
+        </w:rPr>
+        <w:t>11.19–30</w:t>
+      </w:r>
       <w:r>
         <w:rPr>
           <w:lang w:val="pt_PT" w:bidi="pt_PT"/>
         </w:rPr>
         <w:t xml:space="preserve">; </w:t>
       </w:r>
-      <w:hyperlink r:id="rId61">
-        <w:r>
-          <w:rPr>
-            <w:lang w:val="pt_PT" w:bidi="pt_PT"/>
-          </w:rPr>
-          <w:rPr>
-            <w:color w:val="0000EE"/>
-            <w:u w:val="single"/>
-          </w:rPr>
-          <w:t>13.1–15.40</w:t>
-        </w:r>
-      </w:hyperlink>
+      <w:r>
+        <w:rPr>
+          <w:lang w:val="pt_PT" w:bidi="pt_PT"/>
+        </w:rPr>
+        <w:t>13.1–15.40</w:t>
+      </w:r>
       <w:r>
         <w:rPr>
           <w:lang w:val="pt_PT" w:bidi="pt_PT"/>
         </w:rPr>
         <w:t xml:space="preserve">; </w:t>
       </w:r>
-      <w:hyperlink r:id="rId62">
-        <w:r>
-          <w:rPr>
-            <w:lang w:val="pt_PT" w:bidi="pt_PT"/>
-          </w:rPr>
-          <w:rPr>
-            <w:color w:val="0000EE"/>
-            <w:u w:val="single"/>
-          </w:rPr>
-          <w:t>Gálatas 2.1–14</w:t>
-        </w:r>
-      </w:hyperlink>
+      <w:r>
+        <w:rPr>
+          <w:lang w:val="pt_PT" w:bidi="pt_PT"/>
+        </w:rPr>
+        <w:t>Gálatas 2.1–14</w:t>
+      </w:r>
       <w:r>
         <w:rPr>
           <w:lang w:val="pt_PT" w:bidi="pt_PT"/>
@@ -1929,18 +1551,12 @@
         </w:rPr>
         <w:t>Baruque, filho de Nerias, era um escriba real em Jerusalém. Ele trabalhava como secretário para o profeta Jeremias. Seu irmão, Seraias, era um oficial na administração de Zedequias (</w:t>
       </w:r>
-      <w:hyperlink r:id="rId63">
-        <w:r>
-          <w:rPr>
-            <w:lang w:val="pt_PT" w:bidi="pt_PT"/>
-          </w:rPr>
-          <w:rPr>
-            <w:color w:val="0000EE"/>
-            <w:u w:val="single"/>
-          </w:rPr>
-          <w:t>Jr 51.59–64</w:t>
-        </w:r>
-      </w:hyperlink>
+      <w:r>
+        <w:rPr>
+          <w:lang w:val="pt_PT" w:bidi="pt_PT"/>
+        </w:rPr>
+        <w:t>Jr 51.59–64</w:t>
+      </w:r>
       <w:r>
         <w:rPr>
           <w:lang w:val="pt_PT" w:bidi="pt_PT"/>
@@ -1961,90 +1577,60 @@
         </w:rPr>
         <w:t>No quarto ano do rei Jeoaquim de Judá (605 a.C.), Deus disse a Jeremias para escrever as mensagens que Ele havia dado a Israel, Judá e outras nações (</w:t>
       </w:r>
-      <w:hyperlink r:id="rId64">
-        <w:r>
-          <w:rPr>
-            <w:lang w:val="pt_PT" w:bidi="pt_PT"/>
-          </w:rPr>
-          <w:rPr>
-            <w:color w:val="0000EE"/>
-            <w:u w:val="single"/>
-          </w:rPr>
-          <w:t>Jr 36.1–3</w:t>
-        </w:r>
-      </w:hyperlink>
+      <w:r>
+        <w:rPr>
+          <w:lang w:val="pt_PT" w:bidi="pt_PT"/>
+        </w:rPr>
+        <w:t>Jr 36.1–3</w:t>
+      </w:r>
       <w:r>
         <w:rPr>
           <w:lang w:val="pt_PT" w:bidi="pt_PT"/>
         </w:rPr>
         <w:t>). Jeremias pediu a Baruque que escrevesse as profecias (</w:t>
       </w:r>
-      <w:hyperlink r:id="rId65">
-        <w:r>
-          <w:rPr>
-            <w:lang w:val="pt_PT" w:bidi="pt_PT"/>
-          </w:rPr>
-          <w:rPr>
-            <w:color w:val="0000EE"/>
-            <w:u w:val="single"/>
-          </w:rPr>
-          <w:t>Jr 36.4</w:t>
-        </w:r>
-      </w:hyperlink>
+      <w:r>
+        <w:rPr>
+          <w:lang w:val="pt_PT" w:bidi="pt_PT"/>
+        </w:rPr>
+        <w:t>Jr 36.4</w:t>
+      </w:r>
       <w:r>
         <w:rPr>
           <w:lang w:val="pt_PT" w:bidi="pt_PT"/>
         </w:rPr>
         <w:t>) e as lesse para o povo (</w:t>
       </w:r>
-      <w:hyperlink r:id="rId66">
-        <w:r>
-          <w:rPr>
-            <w:lang w:val="pt_PT" w:bidi="pt_PT"/>
-          </w:rPr>
-          <w:rPr>
-            <w:color w:val="0000EE"/>
-            <w:u w:val="single"/>
-          </w:rPr>
-          <w:t>36.8–19</w:t>
-        </w:r>
-      </w:hyperlink>
+      <w:r>
+        <w:rPr>
+          <w:lang w:val="pt_PT" w:bidi="pt_PT"/>
+        </w:rPr>
+        <w:t>36.8–19</w:t>
+      </w:r>
       <w:r>
         <w:rPr>
           <w:lang w:val="pt_PT" w:bidi="pt_PT"/>
         </w:rPr>
         <w:t>). Quando Jeoaquim ouviu a mensagem, ele destruiu o rolo e ordenou a prisão de Baruque e Jeremias (</w:t>
       </w:r>
-      <w:hyperlink r:id="rId67">
-        <w:r>
-          <w:rPr>
-            <w:lang w:val="pt_PT" w:bidi="pt_PT"/>
-          </w:rPr>
-          <w:rPr>
-            <w:color w:val="0000EE"/>
-            <w:u w:val="single"/>
-          </w:rPr>
-          <w:t>Jr 36.21–26</w:t>
-        </w:r>
-      </w:hyperlink>
+      <w:r>
+        <w:rPr>
+          <w:lang w:val="pt_PT" w:bidi="pt_PT"/>
+        </w:rPr>
+        <w:t>Jr 36.21–26</w:t>
+      </w:r>
       <w:r>
         <w:rPr>
           <w:lang w:val="pt_PT" w:bidi="pt_PT"/>
         </w:rPr>
         <w:t>). No entanto, eles se esconderam, e Jeremias repetiu as profecias enquanto Baruque as escrevia novamente (</w:t>
       </w:r>
-      <w:hyperlink r:id="rId68">
-        <w:r>
-          <w:rPr>
-            <w:lang w:val="pt_PT" w:bidi="pt_PT"/>
-          </w:rPr>
-          <w:rPr>
-            <w:color w:val="0000EE"/>
-            <w:u w:val="single"/>
-          </w:rPr>
-          <w:t>Jr 36.27–32</w:t>
-        </w:r>
-      </w:hyperlink>
+      <w:r>
+        <w:rPr>
+          <w:lang w:val="pt_PT" w:bidi="pt_PT"/>
+        </w:rPr>
+        <w:t>Jr 36.27–32</w:t>
+      </w:r>
       <w:r>
         <w:rPr>
           <w:lang w:val="pt_PT" w:bidi="pt_PT"/>
@@ -2065,18 +1651,12 @@
         </w:rPr>
         <w:t>Nessa época, Deus enviou a Baruque uma mensagem pessoal através de Jeremias (</w:t>
       </w:r>
-      <w:hyperlink r:id="rId69">
-        <w:r>
-          <w:rPr>
-            <w:lang w:val="pt_PT" w:bidi="pt_PT"/>
-          </w:rPr>
-          <w:rPr>
-            <w:color w:val="0000EE"/>
-            <w:u w:val="single"/>
-          </w:rPr>
-          <w:t>Jr 45</w:t>
-        </w:r>
-      </w:hyperlink>
+      <w:r>
+        <w:rPr>
+          <w:lang w:val="pt_PT" w:bidi="pt_PT"/>
+        </w:rPr>
+        <w:t>Jr 45</w:t>
+      </w:r>
       <w:r>
         <w:rPr>
           <w:lang w:val="pt_PT" w:bidi="pt_PT"/>
@@ -2097,36 +1677,24 @@
         </w:rPr>
         <w:t>Quando Jerusalém foi destruída em 586 a.C., Baruque permaneceu com Jeremias e outros que ficaram. Baruque parecia influente, pois os líderes rebeldes queriam ir para o Egito. Quando Jeremias os advertiu para não irem (</w:t>
       </w:r>
-      <w:hyperlink r:id="rId70">
-        <w:r>
-          <w:rPr>
-            <w:lang w:val="pt_PT" w:bidi="pt_PT"/>
-          </w:rPr>
-          <w:rPr>
-            <w:color w:val="0000EE"/>
-            <w:u w:val="single"/>
-          </w:rPr>
-          <w:t>Jr 42</w:t>
-        </w:r>
-      </w:hyperlink>
+      <w:r>
+        <w:rPr>
+          <w:lang w:val="pt_PT" w:bidi="pt_PT"/>
+        </w:rPr>
+        <w:t>Jr 42</w:t>
+      </w:r>
       <w:r>
         <w:rPr>
           <w:lang w:val="pt_PT" w:bidi="pt_PT"/>
         </w:rPr>
         <w:t>), eles acusaram Baruque de influenciar Jeremias. Os líderes ignoraram o aviso e levaram Baruque e Jeremias para o Egito (</w:t>
       </w:r>
-      <w:hyperlink r:id="rId71">
-        <w:r>
-          <w:rPr>
-            <w:lang w:val="pt_PT" w:bidi="pt_PT"/>
-          </w:rPr>
-          <w:rPr>
-            <w:color w:val="0000EE"/>
-            <w:u w:val="single"/>
-          </w:rPr>
-          <w:t>Jr 43.1–7</w:t>
-        </w:r>
-      </w:hyperlink>
+      <w:r>
+        <w:rPr>
+          <w:lang w:val="pt_PT" w:bidi="pt_PT"/>
+        </w:rPr>
+        <w:t>Jr 43.1–7</w:t>
+      </w:r>
       <w:r>
         <w:rPr>
           <w:lang w:val="pt_PT" w:bidi="pt_PT"/>
@@ -2147,18 +1715,12 @@
         </w:rPr>
         <w:t>Deus advertiu Baruque para não buscar grandeza, e ele parece ter morrido sem honra. No entanto, seu legado pode ser o livro de Jeremias. Ele provavelmente ajudou a criar este livro, que adverte sobre o julgamento e expressa claramente a esperança para a nova aliança (</w:t>
       </w:r>
-      <w:hyperlink r:id="rId72">
-        <w:r>
-          <w:rPr>
-            <w:lang w:val="pt_PT" w:bidi="pt_PT"/>
-          </w:rPr>
-          <w:rPr>
-            <w:color w:val="0000EE"/>
-            <w:u w:val="single"/>
-          </w:rPr>
-          <w:t>Jr 31.31–34</w:t>
-        </w:r>
-      </w:hyperlink>
+      <w:r>
+        <w:rPr>
+          <w:lang w:val="pt_PT" w:bidi="pt_PT"/>
+        </w:rPr>
+        <w:t>Jr 31.31–34</w:t>
+      </w:r>
       <w:r>
         <w:rPr>
           <w:lang w:val="pt_PT" w:bidi="pt_PT"/>
@@ -2279,36 +1841,24 @@
         </w:rPr>
         <w:t>“Gemarias, filho de Safã” (</w:t>
       </w:r>
-      <w:hyperlink r:id="rId73">
-        <w:r>
-          <w:rPr>
-            <w:lang w:val="pt_PT" w:bidi="pt_PT"/>
-          </w:rPr>
-          <w:rPr>
-            <w:color w:val="0000EE"/>
-            <w:u w:val="single"/>
-          </w:rPr>
-          <w:t>Jr 36.10–12</w:t>
-        </w:r>
-      </w:hyperlink>
+      <w:r>
+        <w:rPr>
+          <w:lang w:val="pt_PT" w:bidi="pt_PT"/>
+        </w:rPr>
+        <w:t>Jr 36.10–12</w:t>
+      </w:r>
       <w:r>
         <w:rPr>
           <w:lang w:val="pt_PT" w:bidi="pt_PT"/>
         </w:rPr>
         <w:t xml:space="preserve">, </w:t>
       </w:r>
-      <w:hyperlink r:id="rId74">
-        <w:r>
-          <w:rPr>
-            <w:lang w:val="pt_PT" w:bidi="pt_PT"/>
-          </w:rPr>
-          <w:rPr>
-            <w:color w:val="0000EE"/>
-            <w:u w:val="single"/>
-          </w:rPr>
-          <w:t>25</w:t>
-        </w:r>
-      </w:hyperlink>
+      <w:r>
+        <w:rPr>
+          <w:lang w:val="pt_PT" w:bidi="pt_PT"/>
+        </w:rPr>
+        <w:t>25</w:t>
+      </w:r>
       <w:r>
         <w:rPr>
           <w:lang w:val="pt_PT" w:bidi="pt_PT"/>
@@ -2333,18 +1883,12 @@
         </w:rPr>
         <w:t>Ismael (</w:t>
       </w:r>
-      <w:hyperlink r:id="rId75">
-        <w:r>
-          <w:rPr>
-            <w:lang w:val="pt_PT" w:bidi="pt_PT"/>
-          </w:rPr>
-          <w:rPr>
-            <w:color w:val="0000EE"/>
-            <w:u w:val="single"/>
-          </w:rPr>
-          <w:t>Jr 40.7–41.10</w:t>
-        </w:r>
-      </w:hyperlink>
+      <w:r>
+        <w:rPr>
+          <w:lang w:val="pt_PT" w:bidi="pt_PT"/>
+        </w:rPr>
+        <w:t>Jr 40.7–41.10</w:t>
+      </w:r>
       <w:r>
         <w:rPr>
           <w:lang w:val="pt_PT" w:bidi="pt_PT"/>
@@ -2414,90 +1958,60 @@
           <w:lang w:val="pt_PT" w:bidi="pt_PT"/>
         </w:rPr>
       </w:r>
-      <w:hyperlink r:id="rId76">
-        <w:r>
-          <w:rPr>
-            <w:lang w:val="pt_PT" w:bidi="pt_PT"/>
-          </w:rPr>
-          <w:rPr>
-            <w:color w:val="0000EE"/>
-            <w:u w:val="single"/>
-          </w:rPr>
-          <w:t>Jeremias 32.9–15</w:t>
-        </w:r>
-      </w:hyperlink>
+      <w:r>
+        <w:rPr>
+          <w:lang w:val="pt_PT" w:bidi="pt_PT"/>
+        </w:rPr>
+        <w:t>Jeremias 32.9–15</w:t>
+      </w:r>
       <w:r>
         <w:rPr>
           <w:lang w:val="pt_PT" w:bidi="pt_PT"/>
         </w:rPr>
         <w:t xml:space="preserve">; </w:t>
       </w:r>
-      <w:hyperlink r:id="rId77">
-        <w:r>
-          <w:rPr>
-            <w:lang w:val="pt_PT" w:bidi="pt_PT"/>
-          </w:rPr>
-          <w:rPr>
-            <w:color w:val="0000EE"/>
-            <w:u w:val="single"/>
-          </w:rPr>
-          <w:t>36.1–21</w:t>
-        </w:r>
-      </w:hyperlink>
+      <w:r>
+        <w:rPr>
+          <w:lang w:val="pt_PT" w:bidi="pt_PT"/>
+        </w:rPr>
+        <w:t>36.1–21</w:t>
+      </w:r>
       <w:r>
         <w:rPr>
           <w:lang w:val="pt_PT" w:bidi="pt_PT"/>
         </w:rPr>
         <w:t>,</w:t>
       </w:r>
-      <w:hyperlink r:id="rId78">
-        <w:r>
-          <w:rPr>
-            <w:lang w:val="pt_PT" w:bidi="pt_PT"/>
-          </w:rPr>
-          <w:rPr>
-            <w:color w:val="0000EE"/>
-            <w:u w:val="single"/>
-          </w:rPr>
-          <w:t>26–32</w:t>
-        </w:r>
-      </w:hyperlink>
+      <w:r>
+        <w:rPr>
+          <w:lang w:val="pt_PT" w:bidi="pt_PT"/>
+        </w:rPr>
+        <w:t>26–32</w:t>
+      </w:r>
       <w:r>
         <w:rPr>
           <w:lang w:val="pt_PT" w:bidi="pt_PT"/>
         </w:rPr>
         <w:t xml:space="preserve">; </w:t>
       </w:r>
-      <w:hyperlink r:id="rId71">
-        <w:r>
-          <w:rPr>
-            <w:lang w:val="pt_PT" w:bidi="pt_PT"/>
-          </w:rPr>
-          <w:rPr>
-            <w:color w:val="0000EE"/>
-            <w:u w:val="single"/>
-          </w:rPr>
-          <w:t>43.1–7</w:t>
-        </w:r>
-      </w:hyperlink>
+      <w:r>
+        <w:rPr>
+          <w:lang w:val="pt_PT" w:bidi="pt_PT"/>
+        </w:rPr>
+        <w:t>43.1–7</w:t>
+      </w:r>
       <w:r>
         <w:rPr>
           <w:lang w:val="pt_PT" w:bidi="pt_PT"/>
         </w:rPr>
         <w:t xml:space="preserve">; </w:t>
       </w:r>
-      <w:hyperlink r:id="rId69">
-        <w:r>
-          <w:rPr>
-            <w:lang w:val="pt_PT" w:bidi="pt_PT"/>
-          </w:rPr>
-          <w:rPr>
-            <w:color w:val="0000EE"/>
-            <w:u w:val="single"/>
-          </w:rPr>
-          <w:t>45.1–5</w:t>
-        </w:r>
-      </w:hyperlink>
+      <w:r>
+        <w:rPr>
+          <w:lang w:val="pt_PT" w:bidi="pt_PT"/>
+        </w:rPr>
+        <w:t>45.1–5</w:t>
+      </w:r>
       <w:r>
         <w:rPr>
           <w:lang w:val="pt_PT" w:bidi="pt_PT"/>
@@ -2546,90 +2060,60 @@
         </w:rPr>
         <w:t>Bate-Seba, a esposa de Urias, era filha de Eliã (</w:t>
       </w:r>
-      <w:hyperlink r:id="rId79">
-        <w:r>
-          <w:rPr>
-            <w:lang w:val="pt_PT" w:bidi="pt_PT"/>
-          </w:rPr>
-          <w:rPr>
-            <w:color w:val="0000EE"/>
-            <w:u w:val="single"/>
-          </w:rPr>
-          <w:t>2Sm 11.3</w:t>
-        </w:r>
-      </w:hyperlink>
+      <w:r>
+        <w:rPr>
+          <w:lang w:val="pt_PT" w:bidi="pt_PT"/>
+        </w:rPr>
+        <w:t>2Sm 11.3</w:t>
+      </w:r>
       <w:r>
         <w:rPr>
           <w:lang w:val="pt_PT" w:bidi="pt_PT"/>
         </w:rPr>
         <w:t xml:space="preserve">; veja também </w:t>
       </w:r>
-      <w:hyperlink r:id="rId80">
-        <w:r>
-          <w:rPr>
-            <w:lang w:val="pt_PT" w:bidi="pt_PT"/>
-          </w:rPr>
-          <w:rPr>
-            <w:color w:val="0000EE"/>
-            <w:u w:val="single"/>
-          </w:rPr>
-          <w:t>1Cr 3.5</w:t>
-        </w:r>
-      </w:hyperlink>
+      <w:r>
+        <w:rPr>
+          <w:lang w:val="pt_PT" w:bidi="pt_PT"/>
+        </w:rPr>
+        <w:t>1Cr 3.5</w:t>
+      </w:r>
       <w:r>
         <w:rPr>
           <w:lang w:val="pt_PT" w:bidi="pt_PT"/>
         </w:rPr>
         <w:t>). Ela era neta de Aitofel, o conselheiro do rei (</w:t>
       </w:r>
-      <w:hyperlink r:id="rId81">
-        <w:r>
-          <w:rPr>
-            <w:lang w:val="pt_PT" w:bidi="pt_PT"/>
-          </w:rPr>
-          <w:rPr>
-            <w:color w:val="0000EE"/>
-            <w:u w:val="single"/>
-          </w:rPr>
-          <w:t>2Sm 15.12</w:t>
-        </w:r>
-      </w:hyperlink>
+      <w:r>
+        <w:rPr>
+          <w:lang w:val="pt_PT" w:bidi="pt_PT"/>
+        </w:rPr>
+        <w:t>2Sm 15.12</w:t>
+      </w:r>
       <w:r>
         <w:rPr>
           <w:lang w:val="pt_PT" w:bidi="pt_PT"/>
         </w:rPr>
         <w:t xml:space="preserve">; </w:t>
       </w:r>
-      <w:hyperlink r:id="rId82">
-        <w:r>
-          <w:rPr>
-            <w:lang w:val="pt_PT" w:bidi="pt_PT"/>
-          </w:rPr>
-          <w:rPr>
-            <w:color w:val="0000EE"/>
-            <w:u w:val="single"/>
-          </w:rPr>
-          <w:t>23.34</w:t>
-        </w:r>
-      </w:hyperlink>
+      <w:r>
+        <w:rPr>
+          <w:lang w:val="pt_PT" w:bidi="pt_PT"/>
+        </w:rPr>
+        <w:t>23.34</w:t>
+      </w:r>
       <w:r>
         <w:rPr>
           <w:lang w:val="pt_PT" w:bidi="pt_PT"/>
         </w:rPr>
         <w:t>). Seu marido, Urias, era um soldado hitita. Ele estava no exército do Rei Davi e era um dos valentes guerreiros de Davi (</w:t>
       </w:r>
-      <w:hyperlink r:id="rId83">
-        <w:r>
-          <w:rPr>
-            <w:lang w:val="pt_PT" w:bidi="pt_PT"/>
-          </w:rPr>
-          <w:rPr>
-            <w:color w:val="0000EE"/>
-            <w:u w:val="single"/>
-          </w:rPr>
-          <w:t>2Sm 23.39</w:t>
-        </w:r>
-      </w:hyperlink>
+      <w:r>
+        <w:rPr>
+          <w:lang w:val="pt_PT" w:bidi="pt_PT"/>
+        </w:rPr>
+        <w:t>2Sm 23.39</w:t>
+      </w:r>
       <w:r>
         <w:rPr>
           <w:lang w:val="pt_PT" w:bidi="pt_PT"/>
@@ -2650,36 +2134,24 @@
         </w:rPr>
         <w:t>Em certa primavera, Davi permaneceu em Jerusalém enquanto o exército partia para a batalha (</w:t>
       </w:r>
-      <w:hyperlink r:id="rId84">
-        <w:r>
-          <w:rPr>
-            <w:lang w:val="pt_PT" w:bidi="pt_PT"/>
-          </w:rPr>
-          <w:rPr>
-            <w:color w:val="0000EE"/>
-            <w:u w:val="single"/>
-          </w:rPr>
-          <w:t>2Sm 11.1</w:t>
-        </w:r>
-      </w:hyperlink>
+      <w:r>
+        <w:rPr>
+          <w:lang w:val="pt_PT" w:bidi="pt_PT"/>
+        </w:rPr>
+        <w:t>2Sm 11.1</w:t>
+      </w:r>
       <w:r>
         <w:rPr>
           <w:lang w:val="pt_PT" w:bidi="pt_PT"/>
         </w:rPr>
         <w:t>). Durante um descanso ao meio-dia, Davi caminhou em seu telhado com vista para a cidade e avistou a bela Bate-Seba tomando banho. Ele providenciou para que ela fosse trazida aos seus aposentos privados. Em seguida, teve relações sexuais com ela, e ela engravidou (</w:t>
       </w:r>
-      <w:hyperlink r:id="rId85">
-        <w:r>
-          <w:rPr>
-            <w:lang w:val="pt_PT" w:bidi="pt_PT"/>
-          </w:rPr>
-          <w:rPr>
-            <w:color w:val="0000EE"/>
-            <w:u w:val="single"/>
-          </w:rPr>
-          <w:t>2Sm 11.2–4</w:t>
-        </w:r>
-      </w:hyperlink>
+      <w:r>
+        <w:rPr>
+          <w:lang w:val="pt_PT" w:bidi="pt_PT"/>
+        </w:rPr>
+        <w:t>2Sm 11.2–4</w:t>
+      </w:r>
       <w:r>
         <w:rPr>
           <w:lang w:val="pt_PT" w:bidi="pt_PT"/>
@@ -2700,18 +2172,12 @@
         </w:rPr>
         <w:t>Davi não queria que as pessoas descobrissem o que ele havia feito de errado, então tentou esconder. Ele pediu a Joabe, o general, que Urias trouxesse um relatório das linhas de batalha. Davi esperava que Urias voltasse para casa e tivesse relações sexuais com Bate-Seba, fazendo parecer que ela havia engravidado de Urias. No entanto, Urias sentiu que ainda estava de serviço, então dormiu no portão do palácio (</w:t>
       </w:r>
-      <w:hyperlink r:id="rId86">
-        <w:r>
-          <w:rPr>
-            <w:lang w:val="pt_PT" w:bidi="pt_PT"/>
-          </w:rPr>
-          <w:rPr>
-            <w:color w:val="0000EE"/>
-            <w:u w:val="single"/>
-          </w:rPr>
-          <w:t>2Sm 11.5–13</w:t>
-        </w:r>
-      </w:hyperlink>
+      <w:r>
+        <w:rPr>
+          <w:lang w:val="pt_PT" w:bidi="pt_PT"/>
+        </w:rPr>
+        <w:t>2Sm 11.5–13</w:t>
+      </w:r>
       <w:r>
         <w:rPr>
           <w:lang w:val="pt_PT" w:bidi="pt_PT"/>
@@ -2732,72 +2198,48 @@
         </w:rPr>
         <w:t xml:space="preserve">Quando Davi perguntou a Urias sobre isso, Urias disse que não poderia dormir com sua esposa enquanto a Arca da Aliança e os exércitos de Israel estavam em guerra. Essa resposta fez Davi parecer mal. Urias nem sequer era israelita, mas estava pronto para voltar à batalha, evitando estar com sua esposa (veja </w:t>
       </w:r>
-      <w:hyperlink r:id="rId87">
-        <w:r>
-          <w:rPr>
-            <w:lang w:val="pt_PT" w:bidi="pt_PT"/>
-          </w:rPr>
-          <w:rPr>
-            <w:color w:val="0000EE"/>
-            <w:u w:val="single"/>
-          </w:rPr>
-          <w:t>Lv 15.16–18</w:t>
-        </w:r>
-      </w:hyperlink>
+      <w:r>
+        <w:rPr>
+          <w:lang w:val="pt_PT" w:bidi="pt_PT"/>
+        </w:rPr>
+        <w:t>Lv 15.16–18</w:t>
+      </w:r>
       <w:r>
         <w:rPr>
           <w:lang w:val="pt_PT" w:bidi="pt_PT"/>
         </w:rPr>
         <w:t>). Mas Davi ficou em casa e tentou esconder seu adultério. Então, Davi enviou Urias de volta e ordenou a Joabe que garantisse que Urias morresse em batalha (</w:t>
       </w:r>
-      <w:hyperlink r:id="rId88">
-        <w:r>
-          <w:rPr>
-            <w:lang w:val="pt_PT" w:bidi="pt_PT"/>
-          </w:rPr>
-          <w:rPr>
-            <w:color w:val="0000EE"/>
-            <w:u w:val="single"/>
-          </w:rPr>
-          <w:t>2Sm 11.14–25</w:t>
-        </w:r>
-      </w:hyperlink>
+      <w:r>
+        <w:rPr>
+          <w:lang w:val="pt_PT" w:bidi="pt_PT"/>
+        </w:rPr>
+        <w:t>2Sm 11.14–25</w:t>
+      </w:r>
       <w:r>
         <w:rPr>
           <w:lang w:val="pt_PT" w:bidi="pt_PT"/>
         </w:rPr>
         <w:t>). A morte de Urias não manteve o pecado de Davi em segredo. O Senhor enviou o profeta Natã para confrontar Davi, e Davi confessou seu pecado e se arrependeu (</w:t>
       </w:r>
-      <w:hyperlink r:id="rId89">
-        <w:r>
-          <w:rPr>
-            <w:lang w:val="pt_PT" w:bidi="pt_PT"/>
-          </w:rPr>
-          <w:rPr>
-            <w:color w:val="0000EE"/>
-            <w:u w:val="single"/>
-          </w:rPr>
-          <w:t>2Sm 12.1–14</w:t>
-        </w:r>
-      </w:hyperlink>
+      <w:r>
+        <w:rPr>
+          <w:lang w:val="pt_PT" w:bidi="pt_PT"/>
+        </w:rPr>
+        <w:t>2Sm 12.1–14</w:t>
+      </w:r>
       <w:r>
         <w:rPr>
           <w:lang w:val="pt_PT" w:bidi="pt_PT"/>
         </w:rPr>
         <w:t xml:space="preserve">; veja </w:t>
       </w:r>
-      <w:hyperlink r:id="rId90">
-        <w:r>
-          <w:rPr>
-            <w:lang w:val="pt_PT" w:bidi="pt_PT"/>
-          </w:rPr>
-          <w:rPr>
-            <w:color w:val="0000EE"/>
-            <w:u w:val="single"/>
-          </w:rPr>
-          <w:t>Sl 51</w:t>
-        </w:r>
-      </w:hyperlink>
+      <w:r>
+        <w:rPr>
+          <w:lang w:val="pt_PT" w:bidi="pt_PT"/>
+        </w:rPr>
+        <w:t>Sl 51</w:t>
+      </w:r>
       <w:r>
         <w:rPr>
           <w:lang w:val="pt_PT" w:bidi="pt_PT"/>
@@ -2890,36 +2332,24 @@
         </w:rPr>
         <w:t>Salomão (</w:t>
       </w:r>
-      <w:hyperlink r:id="rId91">
-        <w:r>
-          <w:rPr>
-            <w:lang w:val="pt_PT" w:bidi="pt_PT"/>
-          </w:rPr>
-          <w:rPr>
-            <w:color w:val="0000EE"/>
-            <w:u w:val="single"/>
-          </w:rPr>
-          <w:t>2Sm 12.15–25</w:t>
-        </w:r>
-      </w:hyperlink>
+      <w:r>
+        <w:rPr>
+          <w:lang w:val="pt_PT" w:bidi="pt_PT"/>
+        </w:rPr>
+        <w:t>2Sm 12.15–25</w:t>
+      </w:r>
       <w:r>
         <w:rPr>
           <w:lang w:val="pt_PT" w:bidi="pt_PT"/>
         </w:rPr>
         <w:t xml:space="preserve">; </w:t>
       </w:r>
-      <w:hyperlink r:id="rId80">
-        <w:r>
-          <w:rPr>
-            <w:lang w:val="pt_PT" w:bidi="pt_PT"/>
-          </w:rPr>
-          <w:rPr>
-            <w:color w:val="0000EE"/>
-            <w:u w:val="single"/>
-          </w:rPr>
-          <w:t>1Cr 3.5</w:t>
-        </w:r>
-      </w:hyperlink>
+      <w:r>
+        <w:rPr>
+          <w:lang w:val="pt_PT" w:bidi="pt_PT"/>
+        </w:rPr>
+        <w:t>1Cr 3.5</w:t>
+      </w:r>
       <w:r>
         <w:rPr>
           <w:lang w:val="pt_PT" w:bidi="pt_PT"/>
@@ -2940,18 +2370,12 @@
         </w:rPr>
         <w:t>Durante o restante da vida de Davi, suas esposas e filhos lutaram entre si pelo poder. O pior dessa disputa familiar ocorreu quando Davi estava velho. Naquela época, Bate-Seba trabalhou para garantir que seu filho Salomão se tornasse o próximo rei (</w:t>
       </w:r>
-      <w:hyperlink r:id="rId92">
-        <w:r>
-          <w:rPr>
-            <w:lang w:val="pt_PT" w:bidi="pt_PT"/>
-          </w:rPr>
-          <w:rPr>
-            <w:color w:val="0000EE"/>
-            <w:u w:val="single"/>
-          </w:rPr>
-          <w:t>1Rs 1.1–53</w:t>
-        </w:r>
-      </w:hyperlink>
+      <w:r>
+        <w:rPr>
+          <w:lang w:val="pt_PT" w:bidi="pt_PT"/>
+        </w:rPr>
+        <w:t>1Rs 1.1–53</w:t>
+      </w:r>
       <w:r>
         <w:rPr>
           <w:lang w:val="pt_PT" w:bidi="pt_PT"/>
@@ -2972,18 +2396,12 @@
         </w:rPr>
         <w:t>Quando Mateus lista a história da família de Jesus, o Messias, ele menciona tanto Salomão quanto Bate-Seba (</w:t>
       </w:r>
-      <w:hyperlink r:id="rId93">
-        <w:r>
-          <w:rPr>
-            <w:lang w:val="pt_PT" w:bidi="pt_PT"/>
-          </w:rPr>
-          <w:rPr>
-            <w:color w:val="0000EE"/>
-            <w:u w:val="single"/>
-          </w:rPr>
-          <w:t>Mt 1.6</w:t>
-        </w:r>
-      </w:hyperlink>
+      <w:r>
+        <w:rPr>
+          <w:lang w:val="pt_PT" w:bidi="pt_PT"/>
+        </w:rPr>
+        <w:t>Mt 1.6</w:t>
+      </w:r>
       <w:r>
         <w:rPr>
           <w:lang w:val="pt_PT" w:bidi="pt_PT"/>
@@ -3013,54 +2431,36 @@
           <w:lang w:val="pt_PT" w:bidi="pt_PT"/>
         </w:rPr>
       </w:r>
-      <w:hyperlink r:id="rId94">
-        <w:r>
-          <w:rPr>
-            <w:lang w:val="pt_PT" w:bidi="pt_PT"/>
-          </w:rPr>
-          <w:rPr>
-            <w:color w:val="0000EE"/>
-            <w:u w:val="single"/>
-          </w:rPr>
-          <w:t>2 Samuel 11.1–12.25</w:t>
-        </w:r>
-      </w:hyperlink>
+      <w:r>
+        <w:rPr>
+          <w:lang w:val="pt_PT" w:bidi="pt_PT"/>
+        </w:rPr>
+        <w:t>2 Samuel 11.1–12.25</w:t>
+      </w:r>
       <w:r>
         <w:rPr>
           <w:lang w:val="pt_PT" w:bidi="pt_PT"/>
         </w:rPr>
         <w:t xml:space="preserve">; </w:t>
       </w:r>
-      <w:hyperlink r:id="rId95">
-        <w:r>
-          <w:rPr>
-            <w:lang w:val="pt_PT" w:bidi="pt_PT"/>
-          </w:rPr>
-          <w:rPr>
-            <w:color w:val="0000EE"/>
-            <w:u w:val="single"/>
-          </w:rPr>
-          <w:t>1 Reis 1.5–2.25</w:t>
-        </w:r>
-      </w:hyperlink>
+      <w:r>
+        <w:rPr>
+          <w:lang w:val="pt_PT" w:bidi="pt_PT"/>
+        </w:rPr>
+        <w:t>1 Reis 1.5–2.25</w:t>
+      </w:r>
       <w:r>
         <w:rPr>
           <w:lang w:val="pt_PT" w:bidi="pt_PT"/>
         </w:rPr>
         <w:t xml:space="preserve">; </w:t>
       </w:r>
-      <w:hyperlink r:id="rId90">
-        <w:r>
-          <w:rPr>
-            <w:lang w:val="pt_PT" w:bidi="pt_PT"/>
-          </w:rPr>
-          <w:rPr>
-            <w:color w:val="0000EE"/>
-            <w:u w:val="single"/>
-          </w:rPr>
-          <w:t>Salmo 51.1–19</w:t>
-        </w:r>
-      </w:hyperlink>
+      <w:r>
+        <w:rPr>
+          <w:lang w:val="pt_PT" w:bidi="pt_PT"/>
+        </w:rPr>
+        <w:t>Salmo 51.1–19</w:t>
+      </w:r>
       <w:r>
         <w:rPr>
           <w:lang w:val="pt_PT" w:bidi="pt_PT"/>
